--- a/por/docx/47.content.docx
+++ b/por/docx/47.content.docx
@@ -571,7 +571,7 @@
         <w:rPr>
           <w:lang w:val="pt_PT" w:bidi="pt_PT"/>
         </w:rPr>
-        <w:t xml:space="preserve"> Mas, assim como Deus é fiel, a palavra que dirigimos a vocês não é "sim" e "não" ao mesmo tempo.</w:t>
+        <w:t xml:space="preserve"> Mas, assim como Deus é fiel, a palavra que dirigimos a vocês não é “sim” e “não” ao mesmo tempo.</w:t>
       </w:r>
     </w:p>
     <w:p>
@@ -592,7 +592,7 @@
         <w:rPr>
           <w:lang w:val="pt_PT" w:bidi="pt_PT"/>
         </w:rPr>
-        <w:t xml:space="preserve"> Pois Jesus Cristo, o Filho de Deus, que foi anunciado entre vocês por Silvano,1 por Timóteo e por mim, não é “sim” e “não” ao mesmo tempo. Ao contrário, nele está o “sim” de Deus.</w:t>
+        <w:t xml:space="preserve"> Pois Jesus Cristo, o Filho de Deus, que foi anunciado entre vocês por Silvano, por Timóteo e por mim, não é “sim” e “não” ao mesmo tempo. Ao contrário, nele está o “sim” de Deus.</w:t>
       </w:r>
     </w:p>
     <w:p>
@@ -613,7 +613,7 @@
         <w:rPr>
           <w:lang w:val="pt_PT" w:bidi="pt_PT"/>
         </w:rPr>
-        <w:t xml:space="preserve"> Pois todas as promessas de Deus encontram seu "sim" em Cristo. Por isso também, por meio dele, dizemos "amém" para a glória de Deus.</w:t>
+        <w:t xml:space="preserve"> Pois todas as promessas de Deus encontram seu “sim” em Cristo. Por isso também, por meio dele, dizemos “amém” para a glória de Deus.</w:t>
       </w:r>
     </w:p>
     <w:p>
@@ -1606,7 +1606,7 @@
         <w:rPr>
           <w:lang w:val="pt_PT" w:bidi="pt_PT"/>
         </w:rPr>
-        <w:t xml:space="preserve"> O Deus que disse: "Da escuridão brilhe a luz", brilhou em nosso coração, para iluminar o conhecimento da glória de Deus, que se manifesta na face de Cristo.</w:t>
+        <w:t xml:space="preserve"> O Deus que disse: “Da escuridão brilhe a luz”, brilhou em nosso coração, para iluminar o conhecimento da glória de Deus, que se manifesta na face de Cristo.</w:t>
       </w:r>
     </w:p>
     <w:p>
@@ -1753,7 +1753,7 @@
         <w:rPr>
           <w:lang w:val="pt_PT" w:bidi="pt_PT"/>
         </w:rPr>
-        <w:t xml:space="preserve"> Conforme está escrito: "Eu cri, por isso falei”. Nós, tendo o mesmo espírito de fé, cremos, por isso, também falamos.</w:t>
+        <w:t xml:space="preserve"> Conforme está escrito: “Eu cri, por isso falei”. Nós, tendo o mesmo espírito de fé, cremos, por isso, também falamos.</w:t>
       </w:r>
     </w:p>
     <w:p>
@@ -2373,7 +2373,7 @@
         <w:rPr>
           <w:lang w:val="pt_PT" w:bidi="pt_PT"/>
         </w:rPr>
-        <w:t xml:space="preserve"> Pois ele declara: "No tempo favorável eu ouvi você, e no dia da salvação eu trouxe socorro". Vejam: agora é o tempo favorável; agora é o dia da salvação!</w:t>
+        <w:t xml:space="preserve"> Pois ele declara: “No tempo favorável eu ouvi você, e no dia da salvação eu trouxe socorro”. Vejam: agora é o tempo favorável; agora é o dia da salvação!</w:t>
       </w:r>
     </w:p>
     <w:p>
@@ -2646,7 +2646,7 @@
         <w:rPr>
           <w:lang w:val="pt_PT" w:bidi="pt_PT"/>
         </w:rPr>
-        <w:t xml:space="preserve"> Que harmonia pode existir entre Cristo e Belial?1 Ou que parte tem o fiel com o incrédulo?</w:t>
+        <w:t xml:space="preserve"> Que harmonia pode existir entre Cristo e Belial? Ou que parte tem o fiel com o incrédulo?</w:t>
       </w:r>
     </w:p>
     <w:p>
@@ -2667,7 +2667,7 @@
         <w:rPr>
           <w:lang w:val="pt_PT" w:bidi="pt_PT"/>
         </w:rPr>
-        <w:t xml:space="preserve"> Que acordo pode haver entre o templo de Deus e os ídolos? Pois nós somos o templo do Deus vivo, como ele disse: "Habitarei entre eles e caminharei no meio deles; serei o seu Deus, e eles serão o meu povo".</w:t>
+        <w:t xml:space="preserve"> Que acordo pode haver entre o templo de Deus e os ídolos? Pois nós somos o templo do Deus vivo, como ele disse: “Habitarei entre eles e caminharei no meio deles; serei o seu Deus, e eles serão o meu povo”.</w:t>
       </w:r>
     </w:p>
     <w:p>
@@ -2688,7 +2688,7 @@
         <w:rPr>
           <w:lang w:val="pt_PT" w:bidi="pt_PT"/>
         </w:rPr>
-        <w:t xml:space="preserve"> Por isso o Senhor diz: "Saiam do meio deles, separem-se. Não toquem no impuro, e eu os receberei".</w:t>
+        <w:t xml:space="preserve"> Por isso o Senhor diz: “Saiam do meio deles, separem-se. Não toquem no impuro, e eu os receberei”.</w:t>
       </w:r>
     </w:p>
     <w:p>
@@ -2709,7 +2709,7 @@
         <w:rPr>
           <w:lang w:val="pt_PT" w:bidi="pt_PT"/>
         </w:rPr>
-        <w:t xml:space="preserve"> O Senhor Todo-poderoso diz: "Serei Pai para vocês, e vocês serão meus filhos e minhas filhas".</w:t>
+        <w:t xml:space="preserve"> O Senhor Todo-poderoso diz: “Serei Pai para vocês, e vocês serão meus filhos e minhas filhas”.</w:t>
       </w:r>
     </w:p>
     <w:p>
@@ -3392,7 +3392,7 @@
         <w:rPr>
           <w:lang w:val="pt_PT" w:bidi="pt_PT"/>
         </w:rPr>
-        <w:t xml:space="preserve"> Como está escrito: "Quem juntou muito não teve excesso, e quem juntou pouco não teve falta".</w:t>
+        <w:t xml:space="preserve"> Como está escrito: “Quem juntou muito não teve excesso, e quem juntou pouco não teve falta”.</w:t>
       </w:r>
     </w:p>
     <w:p>
@@ -3786,7 +3786,7 @@
         <w:rPr>
           <w:lang w:val="pt_PT" w:bidi="pt_PT"/>
         </w:rPr>
-        <w:t xml:space="preserve"> Como está escrito: "Ele espalhou, deu aos pobres; sua justiça permanece para sempre".</w:t>
+        <w:t xml:space="preserve"> Como está escrito: “Ele espalhou, deu aos pobres; sua justiça permanece para sempre”.</w:t>
       </w:r>
     </w:p>
     <w:p>
@@ -4138,7 +4138,7 @@
         <w:rPr>
           <w:lang w:val="pt_PT" w:bidi="pt_PT"/>
         </w:rPr>
-        <w:t xml:space="preserve"> Alguns dizem: "As cartas dele são severas e fortes, mas sua presença pessoal é fraca, e sua fala não tem valor".</w:t>
+        <w:t xml:space="preserve"> Alguns dizem: “As cartas dele são severas e fortes, mas sua presença pessoal é fraca, e sua fala não tem valor”.</w:t>
       </w:r>
     </w:p>
     <w:p>
@@ -4427,7 +4427,7 @@
         <w:rPr>
           <w:lang w:val="pt_PT" w:bidi="pt_PT"/>
         </w:rPr>
-        <w:t xml:space="preserve"> Pois considero que em nada fico atrás desses "superapóstolos".</w:t>
+        <w:t xml:space="preserve"> Pois considero que em nada fico atrás desses “superapóstolos”.</w:t>
       </w:r>
     </w:p>
     <w:p>
@@ -5220,7 +5220,7 @@
         <w:rPr>
           <w:lang w:val="pt_PT" w:bidi="pt_PT"/>
         </w:rPr>
-        <w:t xml:space="preserve"> E ele me respondeu: "A minha graça é suficiente para você, pois o meu poder se torna completo na fraqueza". Por isso, prefiro me gloriar ainda mais nas minhas fraquezas, para que o poder de Cristo permaneça sobre mim.</w:t>
+        <w:t xml:space="preserve"> E ele me respondeu: “A minha graça é suficiente para você, pois o meu poder se torna completo na fraqueza”. Por isso, prefiro me gloriar ainda mais nas minhas fraquezas, para que o poder de Cristo permaneça sobre mim.</w:t>
       </w:r>
     </w:p>
     <w:p>
@@ -5262,7 +5262,7 @@
         <w:rPr>
           <w:lang w:val="pt_PT" w:bidi="pt_PT"/>
         </w:rPr>
-        <w:t xml:space="preserve"> Vocês mesmos me obrigaram a agir como um tolo, pois eu deveria ter sido recomendado por vocês. Em nada fiquei atrás dos chamados "superapóstolos", embora eu não seja nada.</w:t>
+        <w:t xml:space="preserve"> Vocês mesmos me obrigaram a agir como um tolo, pois eu deveria ter sido recomendado por vocês. Em nada fiquei atrás dos chamados “superapóstolos”, embora eu não seja nada.</w:t>
       </w:r>
     </w:p>
     <w:p>
